--- a/companies/hollowell-ip/Engagements/Jackson Inc/2024.06.06 - Status Report - Jackson Inc v2 FINAL.docx
+++ b/companies/hollowell-ip/Engagements/Jackson Inc/2024.06.06 - Status Report - Jackson Inc v2 FINAL.docx
@@ -3,8 +3,16 @@
 <w:document xmlns:wpc="http://schemas.microsoft.com/office/word/2010/wordprocessingCanvas" xmlns:mo="http://schemas.microsoft.com/office/mac/office/2008/main" xmlns:mc="http://schemas.openxmlformats.org/markup-compatibility/2006" xmlns:mv="urn:schemas-microsoft-com:mac:vml" xmlns:o="urn:schemas-microsoft-com:office:office" xmlns:r="http://schemas.openxmlformats.org/officeDocument/2006/relationships" xmlns:m="http://schemas.openxmlformats.org/officeDocument/2006/math" xmlns:v="urn:schemas-microsoft-com:vml" xmlns:wp14="http://schemas.microsoft.com/office/word/2010/wordprocessingDrawing" xmlns:wp="http://schemas.openxmlformats.org/drawingml/2006/wordprocessingDrawing" xmlns:w10="urn:schemas-microsoft-com:office:word" xmlns:w="http://schemas.openxmlformats.org/wordprocessingml/2006/main" xmlns:w14="http://schemas.microsoft.com/office/word/2010/wordml" xmlns:wpg="http://schemas.microsoft.com/office/word/2010/wordprocessingGroup" xmlns:wpi="http://schemas.microsoft.com/office/word/2010/wordprocessingInk" xmlns:wne="http://schemas.microsoft.com/office/word/2006/wordml" xmlns:wps="http://schemas.microsoft.com/office/word/2010/wordprocessingShape" mc:Ignorable="w14 wp14">
   <w:body>
     <w:p>
+      <w:pPr>
+        <w:pStyle w:val="Heading1"/>
+      </w:pPr>
       <w:r>
-        <w:t>Status report on the trademark clearance engagement for Jackson Inc. Prepared by Ashley Williams, Patent Agent. Privileged and confidential; prepared for the client in anticipation of legal advice.</w:t>
+        <w:t>Status Report: Trademark Clearance for Jackson Inc</w:t>
+      </w:r>
+    </w:p>
+    <w:p>
+      <w:r>
+        <w:t>Prepared by Ashley Williams, Patent Agent, for Jackson Inc. This report covers the current period and is written against the search record, candidate by candidate.</w:t>
       </w:r>
     </w:p>
     <w:p>
@@ -12,17 +20,17 @@
         <w:pStyle w:val="Heading2"/>
       </w:pPr>
       <w:r>
-        <w:t>Status Summary</w:t>
+        <w:t>Where We Stand</w:t>
       </w:r>
     </w:p>
     <w:p>
       <w:r>
-        <w:t>The engagement for Jackson Inc is at its midpoint and on schedule. Knockout screening is complete, full clearance searching has returned for every candidate that survived the screen, and drafting has begun on the candidates whose records are complete. No date on this matter has moved.</w:t>
+        <w:t>We are at the midpoint of the clearance, and the work is where it should be. The full search on the surviving candidate marks is well advanced, the docket is current, and nothing in the engagement is behind.</w:t>
       </w:r>
     </w:p>
     <w:p>
       <w:r>
-        <w:t>Two items require a decision from the company before the second half proceeds as planned. Neither is a surprise and both were discussed at the last working session. They appear under Risks below with what each one costs if it waits. Nothing in this report is an opinion on the availability of any mark. The opinions issue in writing, they issue over a signature, and they will say what record they rest on. A status report is not a substitute for one and should not be relied on as though it were.</w:t>
+        <w:t>Nothing needs a decision from you this period. One decision touches your side, the report's timing against your board, and it is described below so you have it in view before it arrives.</w:t>
       </w:r>
     </w:p>
     <w:p>
@@ -30,7 +38,25 @@
         <w:pStyle w:val="Heading2"/>
       </w:pPr>
       <w:r>
-        <w:t>Completed This Period</w:t>
+        <w:t>Who Is On It</w:t>
+      </w:r>
+    </w:p>
+    <w:p>
+      <w:r>
+        <w:t>The team that started the clearance is the team still on it. I run the searches and the analysis, and I am your day-to-day contact on the substance of the work. Kelly Snyder holds the search record and the docket, and she will build the written report from what the searches return. Anything that turns on a judgment about risk is reviewed by counsel before it reaches you.</w:t>
+      </w:r>
+    </w:p>
+    <w:p>
+      <w:pPr>
+        <w:pStyle w:val="Heading2"/>
+      </w:pPr>
+      <w:r>
+        <w:t>What We Did This Period</w:t>
+      </w:r>
+    </w:p>
+    <w:p>
+      <w:r>
+        <w:t>The work this period was the full clearance search on the marks that survived the knockout stage. We ran it on all of them together, across the federal register, the state registries, and the common-law sources, so that no one candidate waited behind another.</w:t>
       </w:r>
     </w:p>
     <w:p>
@@ -38,7 +64,7 @@
         <w:pStyle w:val="ListBullet"/>
       </w:pPr>
       <w:r>
-        <w:t>Candidate list confirmed in writing and a record opened for each mark on it.</w:t>
+        <w:t>We searched every surviving candidate against all three source sets and logged each hit against the mark it touches.</w:t>
       </w:r>
     </w:p>
     <w:p>
@@ -46,7 +72,7 @@
         <w:pStyle w:val="ListBullet"/>
       </w:pPr>
       <w:r>
-        <w:t>Knockout screening completed against federal registrations and pending applications. Each screened-out candidate is documented with the reference that stopped it, so a decision to revisit one begins from a record rather than from someone's recollection of a call.</w:t>
+        <w:t>We folded the substitute mark Jackson Inc added into the same pass, so it clears with the survivors and not on a later one.</w:t>
       </w:r>
     </w:p>
     <w:p>
@@ -54,7 +80,7 @@
         <w:pStyle w:val="ListBullet"/>
       </w:pPr>
       <w:r>
-        <w:t>Full clearance searches ordered and returned for the surviving candidates, covering federal, state, and common-law sources, including business name and domain usage.</w:t>
+        <w:t>Kelly Snyder kept the search record current and anchored to the docket, with a check date on every search so none can drift.</w:t>
       </w:r>
     </w:p>
     <w:p>
@@ -62,7 +88,25 @@
         <w:pStyle w:val="ListBullet"/>
       </w:pPr>
       <w:r>
-        <w:t>Search returns reconciled by mark. Kelly Snyder has the reconciliation current for every candidate but the last set of common-law returns, which are in hand and in progress.</w:t>
+        <w:t>We confirmed that the candidates dropped at the knockout stage stay dropped, and that no candidate has been added or removed since.</w:t>
+      </w:r>
+    </w:p>
+    <w:p>
+      <w:r>
+        <w:t>A word on what the hits mean, since a raw count invites the wrong reading. A candidate can draw many near matches and still clear, or draw only a few and not. The number is not the signal; the analysis is, and that is the work of the next period.</w:t>
+      </w:r>
+    </w:p>
+    <w:p>
+      <w:pPr>
+        <w:pStyle w:val="Heading2"/>
+      </w:pPr>
+      <w:r>
+        <w:t>What Comes Next</w:t>
+      </w:r>
+    </w:p>
+    <w:p>
+      <w:r>
+        <w:t>The next period completes the searches and turns the record into the written clearance report. The report is organized by candidate mark, one section each, so you can read it against the marks that matter most to you first.</w:t>
       </w:r>
     </w:p>
     <w:p>
@@ -70,7 +114,36 @@
         <w:pStyle w:val="ListBullet"/>
       </w:pPr>
       <w:r>
-        <w:t>Drafting begun on the candidates whose records are complete rather than held until the full set is in, which keeps the opinions from arriving in a single batch at the end.</w:t>
+        <w:t>We finish the remaining searches on the survivors and close the record.</w:t>
+      </w:r>
+    </w:p>
+    <w:p>
+      <w:pPr>
+        <w:pStyle w:val="ListBullet"/>
+      </w:pPr>
+      <w:r>
+        <w:t>Kelly Snyder assembles the written report from that record, mark by mark.</w:t>
+      </w:r>
+    </w:p>
+    <w:p>
+      <w:pPr>
+        <w:pStyle w:val="ListBullet"/>
+      </w:pPr>
+      <w:r>
+        <w:t>Counsel reviews the read on the risk each mark carries before the report reaches you.</w:t>
+      </w:r>
+    </w:p>
+    <w:p>
+      <w:pPr>
+        <w:pStyle w:val="ListBullet"/>
+      </w:pPr>
+      <w:r>
+        <w:t>We deliver the report, and I flag anything in it that needs a decision from you as it comes up.</w:t>
+      </w:r>
+    </w:p>
+    <w:p>
+      <w:r>
+        <w:t>The report will set out, for each surviving mark, the conflicts the search turned up, our read of the risk it carries, and the options that read leaves open. Where a conflict is close enough that reasonable people could weigh it differently, we will say so plainly, not resolve it more firmly than the record allows.</w:t>
       </w:r>
     </w:p>
     <w:p>
@@ -78,39 +151,17 @@
         <w:pStyle w:val="Heading2"/>
       </w:pPr>
       <w:r>
-        <w:t>Upcoming Work</w:t>
+        <w:t>Risks</w:t>
       </w:r>
     </w:p>
     <w:p>
-      <w:pPr>
-        <w:pStyle w:val="ListBullet"/>
-      </w:pPr>
       <w:r>
-        <w:t>Complete the reconciliation of the remaining common-law returns.</w:t>
+        <w:t>There is no finding to report this period, and so no risk that turns on one. The standing limit on any clearance is the reach of the search itself: it covers the marks and classes we cleared and the records our sources reach as of the date we report, and no further.</w:t>
       </w:r>
     </w:p>
     <w:p>
-      <w:pPr>
-        <w:pStyle w:val="ListBullet"/>
-      </w:pPr>
       <w:r>
-        <w:t>Draft the search-boundary section for each opinion: what was examined, what was not, and why the line falls where it does. If an opinion is ever read by someone looking for a gap, this is the section they read first, and it is drafted on that assumption.</w:t>
-      </w:r>
-    </w:p>
-    <w:p>
-      <w:pPr>
-        <w:pStyle w:val="ListBullet"/>
-      </w:pPr>
-      <w:r>
-        <w:t>Draft opinions on likelihood of confusion and registrability for the candidates the company elects to pursue.</w:t>
-      </w:r>
-    </w:p>
-    <w:p>
-      <w:pPr>
-        <w:pStyle w:val="ListBullet"/>
-      </w:pPr>
-      <w:r>
-        <w:t>Closing conference to walk through the opinions and the options they leave open.</w:t>
+        <w:t>If the search turns up a mark that plainly blocks one of the candidates, you will hear it from me the day it surfaces, not first in the report. The same holds for anything that would widen the work beyond the scope we agreed. You will not learn of a problem from a status report for the first time.</w:t>
       </w:r>
     </w:p>
     <w:p>
@@ -123,52 +174,17 @@
     </w:p>
     <w:p>
       <w:r>
-        <w:t>The fixed fee of $48,000 covers the screening, the searching, the opinions, and the closing conference. At the midpoint the work performed is consistent with that fee, and within the scope stated in the engagement letter I do not anticipate coming back to you about it. Search vendor charges are billed at cost and are within the range we discussed at the outset. The first risk below could take work outside the stated scope. If it does, you will hear from me before that work is done rather than after, and it would come to you as a separate letter rather than as an adjustment to this one.</w:t>
-      </w:r>
-    </w:p>
-    <w:p>
-      <w:pPr>
-        <w:pStyle w:val="Heading2"/>
-      </w:pPr>
-      <w:r>
-        <w:t>Risks</w:t>
-      </w:r>
-    </w:p>
-    <w:p>
-      <w:pPr>
-        <w:pStyle w:val="ListBullet"/>
-      </w:pPr>
-      <w:r>
-        <w:t>Description of goods. Clearance is bound to the categories searched. The product categories described at the last working session are broader than the candidate brief we searched against. Drafting on two candidates is held until the intended description is confirmed in writing. If the description broadens, the search broadens, and that is a scope question with a fee attached to it. If it does not broaden, this item closes on receipt of one email.</w:t>
-      </w:r>
-    </w:p>
-    <w:p>
-      <w:pPr>
-        <w:pStyle w:val="ListBullet"/>
-      </w:pPr>
-      <w:r>
-        <w:t>One candidate with an adverse common-law record. The federal register is quiet for this mark and the common-law returns are not. It will receive a longer treatment and the treatment may not be favorable. If it is the mark the business wants, the time to talk about it is before the opinion is drafted rather than after the analysis exists in writing.</w:t>
-      </w:r>
-    </w:p>
-    <w:p>
-      <w:pPr>
-        <w:pStyle w:val="ListBullet"/>
-      </w:pPr>
-      <w:r>
-        <w:t>Sources outside our control. Part of the common-law investigation depends on records held by third parties and returned on their schedule. It has not cost us a date and I do not expect it to. It is the item on this matter with the least slack, which is why it appears here rather than in the section above.</w:t>
-      </w:r>
-    </w:p>
-    <w:p>
-      <w:pPr>
-        <w:pStyle w:val="ListBullet"/>
-      </w:pPr>
-      <w:r>
-        <w:t>Filing is not within this engagement. If you decide to file on a cleared mark, that work requires its own letter and its own dates before any deadline attaches to it. Raised now it costs nothing. Raised late it costs a date, and a date is the one thing on a matter like this that cannot be recovered.</w:t>
+        <w:t>The engagement fee is $48,000, fixed for the scope we agreed, and the work is tracking within it. At the midpoint we have used a little under half of that amount, which is where a clearance of this shape should sit at this stage.</w:t>
       </w:r>
     </w:p>
     <w:p>
       <w:r>
-        <w:t>The docket for the matter is current and Kelly Snyder holds it. If a date changes on your side, or if one arrives from anywhere else, send it to her the day you have it rather than waiting for the next report. Questions on any item above can come to me directly.</w:t>
+        <w:t>If anything would take the work past that fee, we will tell you and price it before we begin, not fold it into the number you agreed to. Widening the search beyond the marks, classes, or territory we scoped is the one thing that would do it, and none of that has come up.</w:t>
+      </w:r>
+    </w:p>
+    <w:p>
+      <w:r>
+        <w:t>We will send the next report at the usual interval, and if the searches close before then, you will have the written clearance report itself in that window. Call me if anything here needs more than a report can give.</w:t>
       </w:r>
     </w:p>
     <w:sectPr>
